--- a/docs/DTR-SmartApp-API-Guide.docx
+++ b/docs/DTR-SmartApp-API-Guide.docx
@@ -198,6 +198,78 @@
       </w:r>
       <w:r>
         <w:t xml:space="preserve">(questionnaire through the gateway forms)</w:t>
+      </w:r>
+    </w:p>
+    <w:p>
+      <w:pPr>
+        <w:pStyle w:val="BlockText"/>
+      </w:pPr>
+      <w:r>
+        <w:rPr>
+          <w:bCs/>
+          <w:b/>
+        </w:rPr>
+        <w:t xml:space="preserve">Updated Oct 9, 2026 (later the same day).</w:t>
+      </w:r>
+      <w:r>
+        <w:t xml:space="preserve"> </w:t>
+      </w:r>
+      <w:r>
+        <w:t xml:space="preserve">The payer id and the member id now come only from the patient's insurance in the EHR; table</w:t>
+      </w:r>
+      <w:r>
+        <w:t xml:space="preserve"> </w:t>
+      </w:r>
+      <w:r>
+        <w:rPr>
+          <w:rStyle w:val="VerbatimChar"/>
+        </w:rPr>
+        <w:t xml:space="preserve">PA_PAYER</w:t>
+      </w:r>
+      <w:r>
+        <w:t xml:space="preserve"> </w:t>
+      </w:r>
+      <w:r>
+        <w:t xml:space="preserve">no longer has</w:t>
+      </w:r>
+      <w:r>
+        <w:t xml:space="preserve"> </w:t>
+      </w:r>
+      <w:r>
+        <w:rPr>
+          <w:rStyle w:val="VerbatimChar"/>
+        </w:rPr>
+        <w:t xml:space="preserve">PAYER_IDENTIFIER</w:t>
+      </w:r>
+      <w:r>
+        <w:t xml:space="preserve">,</w:t>
+      </w:r>
+      <w:r>
+        <w:t xml:space="preserve"> </w:t>
+      </w:r>
+      <w:r>
+        <w:rPr>
+          <w:rStyle w:val="VerbatimChar"/>
+        </w:rPr>
+        <w:t xml:space="preserve">MEMBER_ID_SYSTEM</w:t>
+      </w:r>
+      <w:r>
+        <w:t xml:space="preserve"> </w:t>
+      </w:r>
+      <w:r>
+        <w:t xml:space="preserve">and</w:t>
+      </w:r>
+      <w:r>
+        <w:t xml:space="preserve"> </w:t>
+      </w:r>
+      <w:r>
+        <w:rPr>
+          <w:rStyle w:val="VerbatimChar"/>
+        </w:rPr>
+        <w:t xml:space="preserve">PAYER_ID_SYSTEM</w:t>
+      </w:r>
+      <w:r>
+        <w:t xml:space="preserve">. Orders are service and medication orders only (no device orders). When a patient has more than one active insurance and none is chosen, the gateway answers 422 instead of picking one. The Word guides named "PayerGatewayWebAPI - ... API Guide.docx" in this folder are the complete, current description.</w:t>
       </w:r>
     </w:p>
     <w:bookmarkStart w:id="20" w:name="what-this-flow-does"/>
@@ -7245,19 +7317,6 @@
           <w:rStyle w:val="VerbatimChar"/>
           <w:sz w:val="14"/>
         </w:rPr>
-        <w:t xml:space="preserve">  "payerIdentifier": "PAYER001",</w:t>
-      </w:r>
-      <w:r>
-        <w:rPr>
-          <w:sz w:val="14"/>
-        </w:rPr>
-        <w:br/>
-      </w:r>
-      <w:r>
-        <w:rPr>
-          <w:rStyle w:val="VerbatimChar"/>
-          <w:sz w:val="14"/>
-        </w:rPr>
         <w:t xml:space="preserve">  "baseUrl": "http://localhost:5080",</w:t>
       </w:r>
       <w:r>
@@ -7324,32 +7383,6 @@
           <w:sz w:val="14"/>
         </w:rPr>
         <w:t xml:space="preserve">  "useSubscriptions": true,</w:t>
-      </w:r>
-      <w:r>
-        <w:rPr>
-          <w:sz w:val="14"/>
-        </w:rPr>
-        <w:br/>
-      </w:r>
-      <w:r>
-        <w:rPr>
-          <w:rStyle w:val="VerbatimChar"/>
-          <w:sz w:val="14"/>
-        </w:rPr>
-        <w:t xml:space="preserve">  "memberIdSystem": "http://example.org/member-ids",</w:t>
-      </w:r>
-      <w:r>
-        <w:rPr>
-          <w:sz w:val="14"/>
-        </w:rPr>
-        <w:br/>
-      </w:r>
-      <w:r>
-        <w:rPr>
-          <w:rStyle w:val="VerbatimChar"/>
-          <w:sz w:val="14"/>
-        </w:rPr>
-        <w:t xml:space="preserve">  "payerIdSystem": "http://example.org/payer-ids",</w:t>
       </w:r>
       <w:r>
         <w:rPr>
